--- a/Periodicals/JF/Volume 80, Issue 2/Designing Stress Scenarios/Designing Stress Scenarios_output.docx
+++ b/Periodicals/JF/Volume 80, Issue 2/Designing Stress Scenarios/Designing Stress Scenarios_output.docx
@@ -32,12 +32,12 @@
     </w:p>
     <w:p>
       <w:r>
-        <w:t>AI标题: 压力测试设计新突破：系统性风险因子权重分配机制</w:t>
+        <w:t>AI标题: 卡尔曼滤波优化压力测试：系统性风险因子识别率提升10%</w:t>
       </w:r>
     </w:p>
     <w:p>
       <w:r>
-        <w:t>AI精炼: **金融压力测试如何科学设计情景？这篇论文给出新解法**  金融压力测试是银行与监管机构的"体检工具"，但如何设计有效的情景一直缺乏理论指导。这篇论文填补了空白，提出了首个系统性框架：研究者将压力测试建模为"学习-干预"的双阶段过程，通过卡尔曼滤波技术优化情景设计，使监管者能更精准识别银行风险敞口。  传统研究多聚焦于信息披露与资本要求的权衡，而本文创新性地将情景设计与后续干预挂钩。作者发现：**当监管能实施针对性干预（如限制特定贷款类型）时，信息价值显著提升**。通过校准美国银行业数据，研究揭示：最优情景应聚焦具有系统性关联的风险因子（如GDP与房地产价格），且设计强度与风险暴露的预期值呈倒U型关系——这与实践中简单采用"最坏情景"的做法形成对比。  有趣的是，论文通过数学模型验证了业界争议：压力测试既能作为资本要求的实施工具，也能通过偏离平均恶劣状态来挖掘隐藏风险。当干预成本较低时，系统应侧重学习高相关性的风险；而当监管资源有限时，则应聚焦不确定性最大的领域。这种动态权衡机制为监管科技提供了量化决策支持。</w:t>
+        <w:t>AI精炼: **压力测试设计的智能革命：如何用算法优化金融监管？**  这篇论文聚焦于金融风险管理中的**压力测试场景设计**难题——监管者如何设计有效的假设情景来评估机构风险，并制定精准干预措施？传统研究多关注测试结果的披露影响，却忽略了关键问题：**怎样的场景最能揭示隐藏风险？**  以往方法将资本要求与风险学习混为一谈，而作者创新性地构建了**双重框架**：首先通过**卡尔曼滤波算法**处理银行上报的损失数据，动态优化监管者的风险认知；接着结合学习结果，设计针对性干预（如限制特定贷款）与资本调整。模型揭示：当风险暴露存在相关性时，应重点测试**系统性因子**；而监管者的先验信念会形成"驼峰曲线"——中等预期风险时学习价值最大。  校准美国银行数据发现，传统"一刀切"资本要求的信息价值有限，而**定制化干预**配合优化场景能使监管效能提升10%（相当于降低银行资本成本10%）。这解释了为何现实中压力测试既要满足巴塞尔标准，又需探索非常态风险。  有趣的是，论文指出极端情景未必最优——银行模型误差会随场景偏离现实而暴增。算法给出的解恰是**适度偏离基准的"黄金平衡点"**，既能激发信息价值，又不失实操可行性。这种将工程学滤波技术嫁接金融监管的跨界思路，为构建更敏捷的风险预警体系提供了全新范式。</w:t>
       </w:r>
     </w:p>
     <w:p>
@@ -47,7 +47,7 @@
     </w:p>
     <w:p>
       <w:r>
-        <w:t>卡尔曼滤波学习机制</w:t>
+        <w:t>卡尔曼滤波</w:t>
       </w:r>
     </w:p>
     <w:p>
@@ -57,45 +57,55 @@
     </w:p>
     <w:p>
       <w:r>
-        <w:t>针对性干预策略</w:t>
+        <w:t>最优场景设计</w:t>
       </w:r>
     </w:p>
     <w:p>
       <w:r>
-        <w:t>双阶段优化模型</w:t>
+        <w:t>后验方差矩阵</w:t>
       </w:r>
     </w:p>
     <w:p>
       <w:r>
-        <w:t>风险暴露相关性矩阵</w:t>
+        <w:t>资本要求优化</w:t>
       </w:r>
     </w:p>
     <w:p>
       <w:r>
-        <w:t>贝叶斯后验更新</w:t>
+        <w:t>风险暴露相关性</w:t>
       </w:r>
     </w:p>
     <w:p>
       <w:r>
-        <w:t>资本要求弹性系数</w:t>
+        <w:t>目标干预策略</w:t>
       </w:r>
     </w:p>
     <w:p>
       <w:r>
-        <w:t>压力情景设计权重</w:t>
+        <w:t>校准模型参数</w:t>
       </w:r>
     </w:p>
     <w:p>
       <w:r>
-        <w:t>学术要点: 学术要点 1：Kalman滤波后验协方差可行集 ||| 通过Kalman滤波器构建的后验协方差矩阵Σ̂x，其可行边界形状由先验风险暴露相关性和情景噪声结构共同决定，高相关性下可行集呈现非对称凸性特征。|||</w:t>
+        <w:t>学术要点: 学术要点 1：Kalman滤波器在风险学习中的应用 |||</w:t>
         <w:br/>
-        <w:t>学术要点 2：系统性风险协方差放大效应 ||| 银行间风险暴露的正向相关性会系统性提升该因子在最优情景中的权重，形成"系统性风险溢价"，监管者通过跨机构信号提取实现协同学习。|||</w:t>
+        <w:t>通过将监管者的学习过程建模为卡尔曼滤波，实现系统性风险暴露的动态贝叶斯更新，解决了传统压力测试中风险因子与损失预测的非线性映射问题。|||</w:t>
         <w:br/>
-        <w:t>学术要点 3：先验均值倒U型权重规律 ||| 监管者对某风险因子期望暴露的边际增加会先提升后降低其情景权重，当先验均值超过阈值时信息敏感度下降主导决策，形成情景权重的驼峰分布。|||</w:t>
+        <w:t>学术要点 2：系统性风险因子的协方差驱动设计 |||</w:t>
         <w:br/>
-        <w:t>学术要点 4：后验协方差张量积优化 ||| 在纯资本要求框架下，最优情景设计转化为对张量积(1_N×N⊗s̃s̃′)∘Σ̂x的迹最小化问题，实现宏观压力状态与微观风险不确定性的最优匹配。|||</w:t>
+        <w:t>压力情景的最优权重取决于银行风险暴露的跨机构协方差结构，高相关性的风险因子会获得超比例关注，因其能通过单一测试获取多维度信息。|||</w:t>
         <w:br/>
-        <w:t>学术要点 5：信息-干预成本互补性 ||| 校准结果显示当干预成本Φ处于[0.0077,0.0078]区间时，压力测试信息价值呈现超模特性，10%资本成本下降等价的信息增益主要来自针对性干预的协方差管理。</w:t>
+        <w:t>学术要点 3：后验方差优化机制 |||</w:t>
+        <w:br/>
+        <w:t>监管者通过压力情景设计最小化风险暴露的后验协方差矩阵迹，其可行集形状受先验相关性和测量误差凸性共同约束，形成非对称的信息获取边界。|||</w:t>
+        <w:br/>
+        <w:t>学术要点 4：针对性干预的边际信息价值 |||</w:t>
+        <w:br/>
+        <w:t>在存在定向监管工具（如LTV限制）时，信息价值呈现非线性特征，其增益可达资本成本下降10%的等效效应，突破传统资本要求的线性约束。|||</w:t>
+        <w:br/>
+        <w:t>学术要点 5：信息获取的凸性成本 |||</w:t>
+        <w:br/>
+        <w:t>极端情景设计面临测量误差的指数增长约束（σε̂=α+βŝ²+βτe^τŝ），导致最优压力强度呈现内点解而非角点解。</w:t>
       </w:r>
     </w:p>
     <w:p>
@@ -136,7 +146,7 @@
     </w:p>
     <w:p>
       <w:r>
-        <w:t>图示卡尔曼滤波优化压力情景下的资本要求与定向干预效果校准结果。</w:t>
+        <w:t>图示风险敞口与系统性风险的协方差分析模型。</w:t>
       </w:r>
     </w:p>
     <w:p>
@@ -177,7 +187,7 @@
     </w:p>
     <w:p>
       <w:r>
-        <w:t>图片展示了银行压力测试中资本要求与针对性干预策略的对比分析。</w:t>
+        <w:t>图片展示了基于卡尔曼滤波的风险学习模型及资本干预策略示意图。</w:t>
       </w:r>
     </w:p>
     <w:p>
@@ -218,7 +228,7 @@
     </w:p>
     <w:p>
       <w:r>
-        <w:t>该图展示了风险敞口与最优干预措施间的协方差关系。</w:t>
+        <w:t>该图展示了系统性风险与银行残余风险暴露的协方差关系。</w:t>
       </w:r>
     </w:p>
     <w:p>
@@ -259,7 +269,7 @@
     </w:p>
     <w:p>
       <w:r>
-        <w:t>图示基于卡尔曼滤波的压力情景设计模型及干预策略关系。</w:t>
+        <w:t>图片展示了基于卡尔曼滤波的最优压力测试模型框架及其校准过程。</w:t>
       </w:r>
     </w:p>
     <w:p>
@@ -300,7 +310,7 @@
     </w:p>
     <w:p>
       <w:r>
-        <w:t>该图可能展示了银行压力测试中基于风险协方差的资本要求与定向干预优化模型。</w:t>
+        <w:t>该图片展示了基于卡尔曼滤波的银行风险暴露动态学习模型框架。</w:t>
       </w:r>
     </w:p>
     <w:p>
@@ -341,7 +351,7 @@
     </w:p>
     <w:p>
       <w:r>
-        <w:t>图片展示了银行系统性风险与资本要求间的量化关系模型示意图。</w:t>
+        <w:t>图片展示了银行压力测试中资本要求与针对性干预措施的关系模型。</w:t>
       </w:r>
     </w:p>
     <w:p>
